--- a/files/케미칼용_결과양식_template.docx
+++ b/files/케미칼용_결과양식_template.docx
@@ -40,37 +40,7 @@
           <w:sz w:val="22"/>
           <w:szCs w:val="22"/>
         </w:rPr>
-        <w:t xml:space="preserve">■ </w:t>
-      </w:r>
-      <w:r>
-        <w:rPr>
-          <w:b/>
-          <w:bCs/>
-          <w:color w:val="1F4E79"/>
-          <w:sz w:val="22"/>
-          <w:szCs w:val="22"/>
-        </w:rPr>
-        <w:t>기본</w:t>
-      </w:r>
-      <w:r>
-        <w:rPr>
-          <w:b/>
-          <w:bCs/>
-          <w:color w:val="1F4E79"/>
-          <w:sz w:val="22"/>
-          <w:szCs w:val="22"/>
-        </w:rPr>
-        <w:t xml:space="preserve"> </w:t>
-      </w:r>
-      <w:r>
-        <w:rPr>
-          <w:b/>
-          <w:bCs/>
-          <w:color w:val="1F4E79"/>
-          <w:sz w:val="22"/>
-          <w:szCs w:val="22"/>
-        </w:rPr>
-        <w:t>정보</w:t>
+        <w:t>■ 기본 정보</w:t>
       </w:r>
     </w:p>
     <w:tbl>
@@ -132,33 +102,7 @@
                 <w:bCs/>
                 <w:color w:val="FFFFFF"/>
               </w:rPr>
-              <w:t>성명</w:t>
-            </w:r>
-            <w:r>
-              <w:rPr>
-                <w:b/>
-                <w:bCs/>
-                <w:color w:val="FFFFFF"/>
-              </w:rPr>
-              <w:t>(</w:t>
-            </w:r>
-            <w:proofErr w:type="spellStart"/>
-            <w:r>
-              <w:rPr>
-                <w:b/>
-                <w:bCs/>
-                <w:color w:val="FFFFFF"/>
-              </w:rPr>
-              <w:t>생년월</w:t>
-            </w:r>
-            <w:proofErr w:type="spellEnd"/>
-            <w:r>
-              <w:rPr>
-                <w:b/>
-                <w:bCs/>
-                <w:color w:val="FFFFFF"/>
-              </w:rPr>
-              <w:t>)</w:t>
+              <w:t>성명(생년월)</w:t>
             </w:r>
           </w:p>
         </w:tc>
@@ -222,47 +166,7 @@
                 <w:bCs/>
                 <w:color w:val="FFFFFF"/>
               </w:rPr>
-              <w:t>직책</w:t>
-            </w:r>
-            <w:r>
-              <w:rPr>
-                <w:b/>
-                <w:bCs/>
-                <w:color w:val="FFFFFF"/>
-              </w:rPr>
-              <w:t>/</w:t>
-            </w:r>
-            <w:r>
-              <w:rPr>
-                <w:b/>
-                <w:bCs/>
-                <w:color w:val="FFFFFF"/>
-              </w:rPr>
-              <w:t>연차</w:t>
-            </w:r>
-            <w:r>
-              <w:rPr>
-                <w:b/>
-                <w:bCs/>
-                <w:color w:val="FFFFFF"/>
-              </w:rPr>
-              <w:t>(</w:t>
-            </w:r>
-            <w:r>
-              <w:rPr>
-                <w:b/>
-                <w:bCs/>
-                <w:color w:val="FFFFFF"/>
-              </w:rPr>
-              <w:t>선임일</w:t>
-            </w:r>
-            <w:r>
-              <w:rPr>
-                <w:b/>
-                <w:bCs/>
-                <w:color w:val="FFFFFF"/>
-              </w:rPr>
-              <w:t>)</w:t>
+              <w:t>직책/연차(선임일)</w:t>
             </w:r>
           </w:p>
         </w:tc>
@@ -326,23 +230,7 @@
                 <w:bCs/>
                 <w:color w:val="FFFFFF"/>
               </w:rPr>
-              <w:t>주요</w:t>
-            </w:r>
-            <w:r>
-              <w:rPr>
-                <w:b/>
-                <w:bCs/>
-                <w:color w:val="FFFFFF"/>
-              </w:rPr>
-              <w:t xml:space="preserve"> </w:t>
-            </w:r>
-            <w:r>
-              <w:rPr>
-                <w:b/>
-                <w:bCs/>
-                <w:color w:val="FFFFFF"/>
-              </w:rPr>
-              <w:t>경력</w:t>
+              <w:t>주요 경력</w:t>
             </w:r>
           </w:p>
         </w:tc>
@@ -375,25 +263,21 @@
             <w:pPr>
               <w:jc w:val="center"/>
             </w:pPr>
-            <w:proofErr w:type="spellStart"/>
-            <w:proofErr w:type="spellEnd"/>
             <w:sdt>
               <w:sdtPr>
                 <w:alias w:val="성명_생년월"/>
                 <w:tag w:val="성명_생년월"/>
-                <w:id w:val="101"/>
+                <w:id w:val="1001"/>
                 <w:placeholder>
                   <w:docPart w:val="DefaultPlaceholder_-1854013440"/>
                 </w:placeholder>
                 <w:showingPlcHdr/>
-                <w14:appearance w14:val="boundingBox"/>
+                <w:text/>
               </w:sdtPr>
               <w:sdtContent>
                 <w:r>
                   <w:rPr>
                     <w:rStyle w:val="PlaceholderText"/>
-                    <w:rFonts w:ascii="맑은 고딕" w:hAnsi="맑은 고딕" w:eastAsia="맑은 고딕"/>
-                    <w:sz w:val="18"/>
                   </w:rPr>
                   <w:t>성명_생년월</w:t>
                 </w:r>
@@ -426,19 +310,17 @@
               <w:sdtPr>
                 <w:alias w:val="소속"/>
                 <w:tag w:val="소속"/>
-                <w:id w:val="102"/>
+                <w:id w:val="1002"/>
                 <w:placeholder>
                   <w:docPart w:val="DefaultPlaceholder_-1854013440"/>
                 </w:placeholder>
                 <w:showingPlcHdr/>
-                <w14:appearance w14:val="boundingBox"/>
+                <w:text/>
               </w:sdtPr>
               <w:sdtContent>
                 <w:r>
                   <w:rPr>
                     <w:rStyle w:val="PlaceholderText"/>
-                    <w:rFonts w:ascii="맑은 고딕" w:hAnsi="맑은 고딕" w:eastAsia="맑은 고딕"/>
-                    <w:sz w:val="18"/>
                   </w:rPr>
                   <w:t>소속</w:t>
                 </w:r>
@@ -471,19 +353,17 @@
               <w:sdtPr>
                 <w:alias w:val="직책_연차"/>
                 <w:tag w:val="직책_연차"/>
-                <w:id w:val="103"/>
+                <w:id w:val="1003"/>
                 <w:placeholder>
                   <w:docPart w:val="DefaultPlaceholder_-1854013440"/>
                 </w:placeholder>
                 <w:showingPlcHdr/>
-                <w14:appearance w14:val="boundingBox"/>
+                <w:text/>
               </w:sdtPr>
               <w:sdtContent>
                 <w:r>
                   <w:rPr>
                     <w:rStyle w:val="PlaceholderText"/>
-                    <w:rFonts w:ascii="맑은 고딕" w:hAnsi="맑은 고딕" w:eastAsia="맑은 고딕"/>
-                    <w:sz w:val="18"/>
                   </w:rPr>
                   <w:t>직책_연차</w:t>
                 </w:r>
@@ -516,19 +396,17 @@
               <w:sdtPr>
                 <w:alias w:val="학력"/>
                 <w:tag w:val="학력"/>
-                <w:id w:val="104"/>
+                <w:id w:val="1004"/>
                 <w:placeholder>
                   <w:docPart w:val="DefaultPlaceholder_-1854013440"/>
                 </w:placeholder>
                 <w:showingPlcHdr/>
-                <w14:appearance w14:val="boundingBox"/>
+                <w:text/>
               </w:sdtPr>
               <w:sdtContent>
                 <w:r>
                   <w:rPr>
                     <w:rStyle w:val="PlaceholderText"/>
-                    <w:rFonts w:ascii="맑은 고딕" w:hAnsi="맑은 고딕" w:eastAsia="맑은 고딕"/>
-                    <w:sz w:val="18"/>
                   </w:rPr>
                   <w:t>학력</w:t>
                 </w:r>
@@ -561,19 +439,17 @@
               <w:sdtPr>
                 <w:alias w:val="주요경력"/>
                 <w:tag w:val="주요경력"/>
-                <w:id w:val="105"/>
+                <w:id w:val="1005"/>
                 <w:placeholder>
                   <w:docPart w:val="DefaultPlaceholder_-1854013440"/>
                 </w:placeholder>
                 <w:showingPlcHdr/>
-                <w14:appearance w14:val="boundingBox"/>
+                <w:text/>
               </w:sdtPr>
               <w:sdtContent>
                 <w:r>
                   <w:rPr>
                     <w:rStyle w:val="PlaceholderText"/>
-                    <w:rFonts w:ascii="맑은 고딕" w:hAnsi="맑은 고딕" w:eastAsia="맑은 고딕"/>
-                    <w:sz w:val="18"/>
                   </w:rPr>
                   <w:t>주요경력</w:t>
                 </w:r>
@@ -822,19 +698,17 @@
               <w:sdtPr>
                 <w:alias w:val="업적23"/>
                 <w:tag w:val="업적23"/>
-                <w:id w:val="106"/>
+                <w:id w:val="1006"/>
                 <w:placeholder>
                   <w:docPart w:val="DefaultPlaceholder_-1854013440"/>
                 </w:placeholder>
                 <w:showingPlcHdr/>
-                <w14:appearance w14:val="boundingBox"/>
+                <w:text/>
               </w:sdtPr>
               <w:sdtContent>
                 <w:r>
                   <w:rPr>
                     <w:rStyle w:val="PlaceholderText"/>
-                    <w:rFonts w:ascii="맑은 고딕" w:hAnsi="맑은 고딕" w:eastAsia="맑은 고딕"/>
-                    <w:sz w:val="18"/>
                   </w:rPr>
                   <w:t>업적23</w:t>
                 </w:r>
@@ -867,19 +741,17 @@
               <w:sdtPr>
                 <w:alias w:val="업적24"/>
                 <w:tag w:val="업적24"/>
-                <w:id w:val="107"/>
+                <w:id w:val="1007"/>
                 <w:placeholder>
                   <w:docPart w:val="DefaultPlaceholder_-1854013440"/>
                 </w:placeholder>
                 <w:showingPlcHdr/>
-                <w14:appearance w14:val="boundingBox"/>
+                <w:text/>
               </w:sdtPr>
               <w:sdtContent>
                 <w:r>
                   <w:rPr>
                     <w:rStyle w:val="PlaceholderText"/>
-                    <w:rFonts w:ascii="맑은 고딕" w:hAnsi="맑은 고딕" w:eastAsia="맑은 고딕"/>
-                    <w:sz w:val="18"/>
                   </w:rPr>
                   <w:t>업적24</w:t>
                 </w:r>
@@ -912,19 +784,17 @@
               <w:sdtPr>
                 <w:alias w:val="업적25"/>
                 <w:tag w:val="업적25"/>
-                <w:id w:val="108"/>
+                <w:id w:val="1008"/>
                 <w:placeholder>
                   <w:docPart w:val="DefaultPlaceholder_-1854013440"/>
                 </w:placeholder>
                 <w:showingPlcHdr/>
-                <w14:appearance w14:val="boundingBox"/>
+                <w:text/>
               </w:sdtPr>
               <w:sdtContent>
                 <w:r>
                   <w:rPr>
                     <w:rStyle w:val="PlaceholderText"/>
-                    <w:rFonts w:ascii="맑은 고딕" w:hAnsi="맑은 고딕" w:eastAsia="맑은 고딕"/>
-                    <w:sz w:val="18"/>
                   </w:rPr>
                   <w:t>업적25</w:t>
                 </w:r>
@@ -998,19 +868,17 @@
               <w:sdtPr>
                 <w:alias w:val="역량23"/>
                 <w:tag w:val="역량23"/>
-                <w:id w:val="109"/>
+                <w:id w:val="1009"/>
                 <w:placeholder>
                   <w:docPart w:val="DefaultPlaceholder_-1854013440"/>
                 </w:placeholder>
                 <w:showingPlcHdr/>
-                <w14:appearance w14:val="boundingBox"/>
+                <w:text/>
               </w:sdtPr>
               <w:sdtContent>
                 <w:r>
                   <w:rPr>
                     <w:rStyle w:val="PlaceholderText"/>
-                    <w:rFonts w:ascii="맑은 고딕" w:hAnsi="맑은 고딕" w:eastAsia="맑은 고딕"/>
-                    <w:sz w:val="18"/>
                   </w:rPr>
                   <w:t>역량23</w:t>
                 </w:r>
@@ -1043,19 +911,17 @@
               <w:sdtPr>
                 <w:alias w:val="역량24"/>
                 <w:tag w:val="역량24"/>
-                <w:id w:val="110"/>
+                <w:id w:val="1010"/>
                 <w:placeholder>
                   <w:docPart w:val="DefaultPlaceholder_-1854013440"/>
                 </w:placeholder>
                 <w:showingPlcHdr/>
-                <w14:appearance w14:val="boundingBox"/>
+                <w:text/>
               </w:sdtPr>
               <w:sdtContent>
                 <w:r>
                   <w:rPr>
                     <w:rStyle w:val="PlaceholderText"/>
-                    <w:rFonts w:ascii="맑은 고딕" w:hAnsi="맑은 고딕" w:eastAsia="맑은 고딕"/>
-                    <w:sz w:val="18"/>
                   </w:rPr>
                   <w:t>역량24</w:t>
                 </w:r>
@@ -1088,19 +954,17 @@
               <w:sdtPr>
                 <w:alias w:val="역량25"/>
                 <w:tag w:val="역량25"/>
-                <w:id w:val="111"/>
+                <w:id w:val="1011"/>
                 <w:placeholder>
                   <w:docPart w:val="DefaultPlaceholder_-1854013440"/>
                 </w:placeholder>
                 <w:showingPlcHdr/>
-                <w14:appearance w14:val="boundingBox"/>
+                <w:text/>
               </w:sdtPr>
               <w:sdtContent>
                 <w:r>
                   <w:rPr>
                     <w:rStyle w:val="PlaceholderText"/>
-                    <w:rFonts w:ascii="맑은 고딕" w:hAnsi="맑은 고딕" w:eastAsia="맑은 고딕"/>
-                    <w:sz w:val="18"/>
                   </w:rPr>
                   <w:t>역량25</w:t>
                 </w:r>
@@ -1171,19 +1035,17 @@
               <w:sdtPr>
                 <w:alias w:val="코멘트23"/>
                 <w:tag w:val="코멘트23"/>
-                <w:id w:val="112"/>
+                <w:id w:val="1012"/>
                 <w:placeholder>
                   <w:docPart w:val="DefaultPlaceholder_-1854013440"/>
                 </w:placeholder>
                 <w:showingPlcHdr/>
-                <w14:appearance w14:val="boundingBox"/>
+                <w:text/>
               </w:sdtPr>
               <w:sdtContent>
                 <w:r>
                   <w:rPr>
                     <w:rStyle w:val="PlaceholderText"/>
-                    <w:rFonts w:ascii="맑은 고딕" w:hAnsi="맑은 고딕" w:eastAsia="맑은 고딕"/>
-                    <w:sz w:val="18"/>
                   </w:rPr>
                   <w:t>코멘트23</w:t>
                 </w:r>
@@ -1213,19 +1075,17 @@
               <w:sdtPr>
                 <w:alias w:val="코멘트24"/>
                 <w:tag w:val="코멘트24"/>
-                <w:id w:val="113"/>
+                <w:id w:val="1013"/>
                 <w:placeholder>
                   <w:docPart w:val="DefaultPlaceholder_-1854013440"/>
                 </w:placeholder>
                 <w:showingPlcHdr/>
-                <w14:appearance w14:val="boundingBox"/>
+                <w:text/>
               </w:sdtPr>
               <w:sdtContent>
                 <w:r>
                   <w:rPr>
                     <w:rStyle w:val="PlaceholderText"/>
-                    <w:rFonts w:ascii="맑은 고딕" w:hAnsi="맑은 고딕" w:eastAsia="맑은 고딕"/>
-                    <w:sz w:val="18"/>
                   </w:rPr>
                   <w:t>코멘트24</w:t>
                 </w:r>
@@ -1255,19 +1115,17 @@
               <w:sdtPr>
                 <w:alias w:val="코멘트25"/>
                 <w:tag w:val="코멘트25"/>
-                <w:id w:val="114"/>
+                <w:id w:val="1014"/>
                 <w:placeholder>
                   <w:docPart w:val="DefaultPlaceholder_-1854013440"/>
                 </w:placeholder>
                 <w:showingPlcHdr/>
-                <w14:appearance w14:val="boundingBox"/>
+                <w:text/>
               </w:sdtPr>
               <w:sdtContent>
                 <w:r>
                   <w:rPr>
                     <w:rStyle w:val="PlaceholderText"/>
-                    <w:rFonts w:ascii="맑은 고딕" w:hAnsi="맑은 고딕" w:eastAsia="맑은 고딕"/>
-                    <w:sz w:val="18"/>
                   </w:rPr>
                   <w:t>코멘트25</w:t>
                 </w:r>
@@ -1549,19 +1407,17 @@
               <w:sdtPr>
                 <w:alias w:val="동료23"/>
                 <w:tag w:val="동료23"/>
-                <w:id w:val="115"/>
+                <w:id w:val="1015"/>
                 <w:placeholder>
                   <w:docPart w:val="DefaultPlaceholder_-1854013440"/>
                 </w:placeholder>
                 <w:showingPlcHdr/>
-                <w14:appearance w14:val="boundingBox"/>
+                <w:text/>
               </w:sdtPr>
               <w:sdtContent>
                 <w:r>
                   <w:rPr>
                     <w:rStyle w:val="PlaceholderText"/>
-                    <w:rFonts w:ascii="맑은 고딕" w:hAnsi="맑은 고딕" w:eastAsia="맑은 고딕"/>
-                    <w:sz w:val="18"/>
                   </w:rPr>
                   <w:t>동료23</w:t>
                 </w:r>
@@ -1594,19 +1450,17 @@
               <w:sdtPr>
                 <w:alias w:val="동료24"/>
                 <w:tag w:val="동료24"/>
-                <w:id w:val="116"/>
+                <w:id w:val="1016"/>
                 <w:placeholder>
                   <w:docPart w:val="DefaultPlaceholder_-1854013440"/>
                 </w:placeholder>
                 <w:showingPlcHdr/>
-                <w14:appearance w14:val="boundingBox"/>
+                <w:text/>
               </w:sdtPr>
               <w:sdtContent>
                 <w:r>
                   <w:rPr>
                     <w:rStyle w:val="PlaceholderText"/>
-                    <w:rFonts w:ascii="맑은 고딕" w:hAnsi="맑은 고딕" w:eastAsia="맑은 고딕"/>
-                    <w:sz w:val="18"/>
                   </w:rPr>
                   <w:t>동료24</w:t>
                 </w:r>
@@ -1639,19 +1493,17 @@
               <w:sdtPr>
                 <w:alias w:val="동료25"/>
                 <w:tag w:val="동료25"/>
-                <w:id w:val="117"/>
+                <w:id w:val="1017"/>
                 <w:placeholder>
                   <w:docPart w:val="DefaultPlaceholder_-1854013440"/>
                 </w:placeholder>
                 <w:showingPlcHdr/>
-                <w14:appearance w14:val="boundingBox"/>
+                <w:text/>
               </w:sdtPr>
               <w:sdtContent>
                 <w:r>
                   <w:rPr>
                     <w:rStyle w:val="PlaceholderText"/>
-                    <w:rFonts w:ascii="맑은 고딕" w:hAnsi="맑은 고딕" w:eastAsia="맑은 고딕"/>
-                    <w:sz w:val="18"/>
                   </w:rPr>
                   <w:t>동료25</w:t>
                 </w:r>
@@ -1677,25 +1529,21 @@
             <w:vAlign w:val="center"/>
           </w:tcPr>
           <w:p>
-            <w:proofErr w:type="spellStart"/>
-            <w:proofErr w:type="spellEnd"/>
             <w:sdt>
               <w:sdtPr>
                 <w:alias w:val="동료코멘트"/>
                 <w:tag w:val="동료코멘트"/>
-                <w:id w:val="118"/>
+                <w:id w:val="1018"/>
                 <w:placeholder>
                   <w:docPart w:val="DefaultPlaceholder_-1854013440"/>
                 </w:placeholder>
                 <w:showingPlcHdr/>
-                <w14:appearance w14:val="boundingBox"/>
+                <w:text/>
               </w:sdtPr>
               <w:sdtContent>
                 <w:r>
                   <w:rPr>
                     <w:rStyle w:val="PlaceholderText"/>
-                    <w:rFonts w:ascii="맑은 고딕" w:hAnsi="맑은 고딕" w:eastAsia="맑은 고딕"/>
-                    <w:sz w:val="18"/>
                   </w:rPr>
                   <w:t>동료코멘트</w:t>
                 </w:r>
@@ -1769,19 +1617,17 @@
               <w:sdtPr>
                 <w:alias w:val="부하23"/>
                 <w:tag w:val="부하23"/>
-                <w:id w:val="119"/>
+                <w:id w:val="1019"/>
                 <w:placeholder>
                   <w:docPart w:val="DefaultPlaceholder_-1854013440"/>
                 </w:placeholder>
                 <w:showingPlcHdr/>
-                <w14:appearance w14:val="boundingBox"/>
+                <w:text/>
               </w:sdtPr>
               <w:sdtContent>
                 <w:r>
                   <w:rPr>
                     <w:rStyle w:val="PlaceholderText"/>
-                    <w:rFonts w:ascii="맑은 고딕" w:hAnsi="맑은 고딕" w:eastAsia="맑은 고딕"/>
-                    <w:sz w:val="18"/>
                   </w:rPr>
                   <w:t>부하23</w:t>
                 </w:r>
@@ -1814,19 +1660,17 @@
               <w:sdtPr>
                 <w:alias w:val="부하24"/>
                 <w:tag w:val="부하24"/>
-                <w:id w:val="120"/>
+                <w:id w:val="1020"/>
                 <w:placeholder>
                   <w:docPart w:val="DefaultPlaceholder_-1854013440"/>
                 </w:placeholder>
                 <w:showingPlcHdr/>
-                <w14:appearance w14:val="boundingBox"/>
+                <w:text/>
               </w:sdtPr>
               <w:sdtContent>
                 <w:r>
                   <w:rPr>
                     <w:rStyle w:val="PlaceholderText"/>
-                    <w:rFonts w:ascii="맑은 고딕" w:hAnsi="맑은 고딕" w:eastAsia="맑은 고딕"/>
-                    <w:sz w:val="18"/>
                   </w:rPr>
                   <w:t>부하24</w:t>
                 </w:r>
@@ -1859,19 +1703,17 @@
               <w:sdtPr>
                 <w:alias w:val="부하25"/>
                 <w:tag w:val="부하25"/>
-                <w:id w:val="121"/>
+                <w:id w:val="1021"/>
                 <w:placeholder>
                   <w:docPart w:val="DefaultPlaceholder_-1854013440"/>
                 </w:placeholder>
                 <w:showingPlcHdr/>
-                <w14:appearance w14:val="boundingBox"/>
+                <w:text/>
               </w:sdtPr>
               <w:sdtContent>
                 <w:r>
                   <w:rPr>
                     <w:rStyle w:val="PlaceholderText"/>
-                    <w:rFonts w:ascii="맑은 고딕" w:hAnsi="맑은 고딕" w:eastAsia="맑은 고딕"/>
-                    <w:sz w:val="18"/>
                   </w:rPr>
                   <w:t>부하25</w:t>
                 </w:r>
@@ -1897,25 +1739,21 @@
             <w:vAlign w:val="center"/>
           </w:tcPr>
           <w:p>
-            <w:proofErr w:type="spellStart"/>
-            <w:proofErr w:type="spellEnd"/>
             <w:sdt>
               <w:sdtPr>
                 <w:alias w:val="부하코멘트"/>
                 <w:tag w:val="부하코멘트"/>
-                <w:id w:val="122"/>
+                <w:id w:val="1022"/>
                 <w:placeholder>
                   <w:docPart w:val="DefaultPlaceholder_-1854013440"/>
                 </w:placeholder>
                 <w:showingPlcHdr/>
-                <w14:appearance w14:val="boundingBox"/>
+                <w:text/>
               </w:sdtPr>
               <w:sdtContent>
                 <w:r>
                   <w:rPr>
                     <w:rStyle w:val="PlaceholderText"/>
-                    <w:rFonts w:ascii="맑은 고딕" w:hAnsi="맑은 고딕" w:eastAsia="맑은 고딕"/>
-                    <w:sz w:val="18"/>
                   </w:rPr>
                   <w:t>부하코멘트</w:t>
                 </w:r>
@@ -2094,19 +1932,17 @@
               <w:sdtPr>
                 <w:alias w:val="주요역량_직무전문성"/>
                 <w:tag w:val="주요역량_직무전문성"/>
-                <w:id w:val="123"/>
+                <w:id w:val="1023"/>
                 <w:placeholder>
                   <w:docPart w:val="DefaultPlaceholder_-1854013440"/>
                 </w:placeholder>
                 <w:showingPlcHdr/>
-                <w14:appearance w14:val="boundingBox"/>
+                <w:text/>
               </w:sdtPr>
               <w:sdtContent>
                 <w:r>
                   <w:rPr>
                     <w:rStyle w:val="PlaceholderText"/>
-                    <w:rFonts w:ascii="맑은 고딕" w:hAnsi="맑은 고딕" w:eastAsia="맑은 고딕"/>
-                    <w:sz w:val="18"/>
                   </w:rPr>
                   <w:t>주요역량_직무전문성</w:t>
                 </w:r>
@@ -2185,19 +2021,17 @@
               <w:sdtPr>
                 <w:alias w:val="상위역할_준비도"/>
                 <w:tag w:val="상위역할_준비도"/>
-                <w:id w:val="124"/>
+                <w:id w:val="1024"/>
                 <w:placeholder>
                   <w:docPart w:val="DefaultPlaceholder_-1854013440"/>
                 </w:placeholder>
                 <w:showingPlcHdr/>
-                <w14:appearance w14:val="boundingBox"/>
+                <w:text/>
               </w:sdtPr>
               <w:sdtContent>
                 <w:r>
                   <w:rPr>
                     <w:rStyle w:val="PlaceholderText"/>
-                    <w:rFonts w:ascii="맑은 고딕" w:hAnsi="맑은 고딕" w:eastAsia="맑은 고딕"/>
-                    <w:sz w:val="18"/>
                   </w:rPr>
                   <w:t>상위역할_준비도</w:t>
                 </w:r>
@@ -2273,19 +2107,17 @@
               <w:sdtPr>
                 <w:alias w:val="종합의견"/>
                 <w:tag w:val="종합의견"/>
-                <w:id w:val="125"/>
+                <w:id w:val="1025"/>
                 <w:placeholder>
                   <w:docPart w:val="DefaultPlaceholder_-1854013440"/>
                 </w:placeholder>
                 <w:showingPlcHdr/>
-                <w14:appearance w14:val="boundingBox"/>
+                <w:text/>
               </w:sdtPr>
               <w:sdtContent>
                 <w:r>
                   <w:rPr>
                     <w:rStyle w:val="PlaceholderText"/>
-                    <w:rFonts w:ascii="맑은 고딕" w:hAnsi="맑은 고딕" w:eastAsia="맑은 고딕"/>
-                    <w:sz w:val="18"/>
                   </w:rPr>
                   <w:t>종합의견</w:t>
                 </w:r>
